--- a/hin/docx/37.content.docx
+++ b/hin/docx/37.content.docx
@@ -1732,18 +1732,12 @@
         </w:rPr>
         <w:t xml:space="preserve">देखें कि आपने </w:t>
       </w:r>
-      <w:hyperlink r:id="rId13">
-        <w:r>
-          <w:rPr>
-            <w:lang w:val="hi_IN" w:bidi="hi_IN"/>
-          </w:rPr>
-          <w:rPr>
-            <w:color w:val="0000EE"/>
-            <w:u w:val="single"/>
-          </w:rPr>
-          <w:t>1:1</w:t>
-        </w:r>
-      </w:hyperlink>
+      <w:r>
+        <w:rPr>
+          <w:lang w:val="hi_IN" w:bidi="hi_IN"/>
+        </w:rPr>
+        <w:t>1:1</w:t>
+      </w:r>
       <w:r>
         <w:rPr>
           <w:lang w:val="hi_IN" w:bidi="hi_IN"/>
@@ -3491,18 +3485,12 @@
         </w:rPr>
         <w:t xml:space="preserve">देखें कि आपने </w:t>
       </w:r>
-      <w:hyperlink r:id="rId14">
-        <w:r>
-          <w:rPr>
-            <w:lang w:val="hi_IN" w:bidi="hi_IN"/>
-          </w:rPr>
-          <w:rPr>
-            <w:color w:val="0000EE"/>
-            <w:u w:val="single"/>
-          </w:rPr>
-          <w:t>1:5</w:t>
-        </w:r>
-      </w:hyperlink>
+      <w:r>
+        <w:rPr>
+          <w:lang w:val="hi_IN" w:bidi="hi_IN"/>
+        </w:rPr>
+        <w:t>1:5</w:t>
+      </w:r>
       <w:r>
         <w:rPr>
           <w:lang w:val="hi_IN" w:bidi="hi_IN"/>
@@ -6738,18 +6726,12 @@
         </w:rPr>
         <w:t xml:space="preserve"> पश्चिमी कैलेण्डर के अगस्त और सितंबर महीने के दौरान होता है। देखें कि आपने </w:t>
       </w:r>
-      <w:hyperlink r:id="rId13">
-        <w:r>
-          <w:rPr>
-            <w:lang w:val="hi_IN" w:bidi="hi_IN"/>
-          </w:rPr>
-          <w:rPr>
-            <w:color w:val="0000EE"/>
-            <w:u w:val="single"/>
-          </w:rPr>
-          <w:t>1:1</w:t>
-        </w:r>
-      </w:hyperlink>
+      <w:r>
+        <w:rPr>
+          <w:lang w:val="hi_IN" w:bidi="hi_IN"/>
+        </w:rPr>
+        <w:t>1:1</w:t>
+      </w:r>
       <w:r>
         <w:rPr>
           <w:lang w:val="hi_IN" w:bidi="hi_IN"/>
@@ -7292,18 +7274,12 @@
         </w:rPr>
         <w:t xml:space="preserve"> दिन पश्चिमी कैलेण्डर में अक्टूबर के मध्य के करीब होता है। देखें कि आपने </w:t>
       </w:r>
-      <w:hyperlink r:id="rId13">
-        <w:r>
-          <w:rPr>
-            <w:lang w:val="hi_IN" w:bidi="hi_IN"/>
-          </w:rPr>
-          <w:rPr>
-            <w:color w:val="0000EE"/>
-            <w:u w:val="single"/>
-          </w:rPr>
-          <w:t>1:1</w:t>
-        </w:r>
-      </w:hyperlink>
+      <w:r>
+        <w:rPr>
+          <w:lang w:val="hi_IN" w:bidi="hi_IN"/>
+        </w:rPr>
+        <w:t>1:1</w:t>
+      </w:r>
       <w:r>
         <w:rPr>
           <w:lang w:val="hi_IN" w:bidi="hi_IN"/>
@@ -7407,18 +7383,12 @@
         </w:rPr>
         <w:t xml:space="preserve">देखें कि आपने इस समान कथन का अनुवाद </w:t>
       </w:r>
-      <w:hyperlink r:id="rId13">
-        <w:r>
-          <w:rPr>
-            <w:lang w:val="hi_IN" w:bidi="hi_IN"/>
-          </w:rPr>
-          <w:rPr>
-            <w:color w:val="0000EE"/>
-            <w:u w:val="single"/>
-          </w:rPr>
-          <w:t>1:1</w:t>
-        </w:r>
-      </w:hyperlink>
+      <w:r>
+        <w:rPr>
+          <w:lang w:val="hi_IN" w:bidi="hi_IN"/>
+        </w:rPr>
+        <w:t>1:1</w:t>
+      </w:r>
       <w:r>
         <w:rPr>
           <w:lang w:val="hi_IN" w:bidi="hi_IN"/>
@@ -8370,36 +8340,24 @@
         </w:rPr>
         <w:t xml:space="preserve">यहोवा इस अभिव्यक्ति का उपयोग यहूदियों के लिए कर रहे हैं जो बँधुआई से लौट आए हैं। यह वाक्यांश </w:t>
       </w:r>
-      <w:hyperlink r:id="rId15">
-        <w:r>
-          <w:rPr>
-            <w:lang w:val="hi_IN" w:bidi="hi_IN"/>
-          </w:rPr>
-          <w:rPr>
-            <w:color w:val="0000EE"/>
-            <w:u w:val="single"/>
-          </w:rPr>
-          <w:t>1:12</w:t>
-        </w:r>
-      </w:hyperlink>
+      <w:r>
+        <w:rPr>
+          <w:lang w:val="hi_IN" w:bidi="hi_IN"/>
+        </w:rPr>
+        <w:t>1:12</w:t>
+      </w:r>
       <w:r>
         <w:rPr>
           <w:lang w:val="hi_IN" w:bidi="hi_IN"/>
         </w:rPr>
         <w:t xml:space="preserve"> और </w:t>
       </w:r>
-      <w:hyperlink r:id="rId16">
-        <w:r>
-          <w:rPr>
-            <w:lang w:val="hi_IN" w:bidi="hi_IN"/>
-          </w:rPr>
-          <w:rPr>
-            <w:color w:val="0000EE"/>
-            <w:u w:val="single"/>
-          </w:rPr>
-          <w:t>1:14</w:t>
-        </w:r>
-      </w:hyperlink>
+      <w:r>
+        <w:rPr>
+          <w:lang w:val="hi_IN" w:bidi="hi_IN"/>
+        </w:rPr>
+        <w:t>1:14</w:t>
+      </w:r>
       <w:r>
         <w:rPr>
           <w:lang w:val="hi_IN" w:bidi="hi_IN"/>
@@ -8840,18 +8798,12 @@
         </w:rPr>
         <w:t xml:space="preserve">किया था। उदाहरण के लिए देखें, </w:t>
       </w:r>
-      <w:hyperlink r:id="rId17">
-        <w:r>
-          <w:rPr>
-            <w:lang w:val="hi_IN" w:bidi="hi_IN"/>
-          </w:rPr>
-          <w:rPr>
-            <w:color w:val="0000EE"/>
-            <w:u w:val="single"/>
-          </w:rPr>
-          <w:t>निर्गमन 29:45–46</w:t>
-        </w:r>
-      </w:hyperlink>
+      <w:r>
+        <w:rPr>
+          <w:lang w:val="hi_IN" w:bidi="hi_IN"/>
+        </w:rPr>
+        <w:t>निर्गमन 29:45–46</w:t>
+      </w:r>
       <w:r>
         <w:rPr>
           <w:lang w:val="hi_IN" w:bidi="hi_IN"/>
@@ -10938,18 +10890,12 @@
         </w:rPr>
         <w:t xml:space="preserve"> का समय पश्चिमी कैलेण्डर में दिसंबर के मध्य के करीब होता है। देखें कि आपने </w:t>
       </w:r>
-      <w:hyperlink r:id="rId13">
-        <w:r>
-          <w:rPr>
-            <w:lang w:val="hi_IN" w:bidi="hi_IN"/>
-          </w:rPr>
-          <w:rPr>
-            <w:color w:val="0000EE"/>
-            <w:u w:val="single"/>
-          </w:rPr>
-          <w:t>1:1</w:t>
-        </w:r>
-      </w:hyperlink>
+      <w:r>
+        <w:rPr>
+          <w:lang w:val="hi_IN" w:bidi="hi_IN"/>
+        </w:rPr>
+        <w:t>1:1</w:t>
+      </w:r>
       <w:r>
         <w:rPr>
           <w:lang w:val="hi_IN" w:bidi="hi_IN"/>
@@ -11053,18 +10999,12 @@
         </w:rPr>
         <w:t xml:space="preserve">देखें कि आपने </w:t>
       </w:r>
-      <w:hyperlink r:id="rId13">
-        <w:r>
-          <w:rPr>
-            <w:lang w:val="hi_IN" w:bidi="hi_IN"/>
-          </w:rPr>
-          <w:rPr>
-            <w:color w:val="0000EE"/>
-            <w:u w:val="single"/>
-          </w:rPr>
-          <w:t>1:1</w:t>
-        </w:r>
-      </w:hyperlink>
+      <w:r>
+        <w:rPr>
+          <w:lang w:val="hi_IN" w:bidi="hi_IN"/>
+        </w:rPr>
+        <w:t>1:1</w:t>
+      </w:r>
       <w:r>
         <w:rPr>
           <w:lang w:val="hi_IN" w:bidi="hi_IN"/>
@@ -11594,18 +11534,12 @@
         </w:rPr>
         <w:t xml:space="preserve"> को छूने से व्यक्ति “पवित्र” हो जाता है (और इसलिए कुछ विशेषाधिकार प्राप्त करता है लेकिन कुछ प्रतिबन्धों के अधीन भी हो जाता है, देखें </w:t>
       </w:r>
-      <w:hyperlink r:id="rId18">
-        <w:r>
-          <w:rPr>
-            <w:lang w:val="hi_IN" w:bidi="hi_IN"/>
-          </w:rPr>
-          <w:rPr>
-            <w:color w:val="0000EE"/>
-            <w:u w:val="single"/>
-          </w:rPr>
-          <w:t>लैव्य 6:27</w:t>
-        </w:r>
-      </w:hyperlink>
+      <w:r>
+        <w:rPr>
+          <w:lang w:val="hi_IN" w:bidi="hi_IN"/>
+        </w:rPr>
+        <w:t>लैव्य 6:27</w:t>
+      </w:r>
       <w:r>
         <w:rPr>
           <w:lang w:val="hi_IN" w:bidi="hi_IN"/>
@@ -11929,18 +11863,12 @@
         </w:rPr>
         <w:t xml:space="preserve">हाग्गै और याजक इस ज्ञान को साझा करते हैं कि यदि कोई इस्राएली एक शव को छूता है, जो कि आनुष्ठानिक रूप से अशुद्ध है, तो वह इस्राएली स्वयं एक निश्चित अवधि के लिए धार्मिक रूप से अशुद्ध हो जाता है (देखें </w:t>
       </w:r>
-      <w:hyperlink r:id="rId19">
-        <w:r>
-          <w:rPr>
-            <w:lang w:val="hi_IN" w:bidi="hi_IN"/>
-          </w:rPr>
-          <w:rPr>
-            <w:color w:val="0000EE"/>
-            <w:u w:val="single"/>
-          </w:rPr>
-          <w:t>19:13</w:t>
-        </w:r>
-      </w:hyperlink>
+      <w:r>
+        <w:rPr>
+          <w:lang w:val="hi_IN" w:bidi="hi_IN"/>
+        </w:rPr>
+        <w:t>19:13</w:t>
+      </w:r>
       <w:r>
         <w:rPr>
           <w:lang w:val="hi_IN" w:bidi="hi_IN"/>
@@ -12976,18 +12904,12 @@
         </w:rPr>
         <w:t xml:space="preserve"> से हाग्गै का तात्पर्य उस वेदी से है, जिसे लौटे हुए यहूदियों ने मन्दिर स्थल पर स्थापित किया था। यह </w:t>
       </w:r>
-      <w:hyperlink r:id="rId20">
-        <w:r>
-          <w:rPr>
-            <w:lang w:val="hi_IN" w:bidi="hi_IN"/>
-          </w:rPr>
-          <w:rPr>
-            <w:color w:val="0000EE"/>
-            <w:u w:val="single"/>
-          </w:rPr>
-          <w:t>एज्रा 3:1–6</w:t>
-        </w:r>
-      </w:hyperlink>
+      <w:r>
+        <w:rPr>
+          <w:lang w:val="hi_IN" w:bidi="hi_IN"/>
+        </w:rPr>
+        <w:t>एज्रा 3:1–6</w:t>
+      </w:r>
       <w:r>
         <w:rPr>
           <w:lang w:val="hi_IN" w:bidi="hi_IN"/>
@@ -13091,18 +13013,12 @@
         </w:rPr>
         <w:t xml:space="preserve">देखें कि आपने इस अभिव्यक्ति का अनुवाद </w:t>
       </w:r>
-      <w:hyperlink r:id="rId14">
-        <w:r>
-          <w:rPr>
-            <w:lang w:val="hi_IN" w:bidi="hi_IN"/>
-          </w:rPr>
-          <w:rPr>
-            <w:color w:val="0000EE"/>
-            <w:u w:val="single"/>
-          </w:rPr>
-          <w:t>1:5</w:t>
-        </w:r>
-      </w:hyperlink>
+      <w:r>
+        <w:rPr>
+          <w:lang w:val="hi_IN" w:bidi="hi_IN"/>
+        </w:rPr>
+        <w:t>1:5</w:t>
+      </w:r>
       <w:r>
         <w:rPr>
           <w:lang w:val="hi_IN" w:bidi="hi_IN"/>
@@ -14298,18 +14214,12 @@
         </w:rPr>
         <w:t xml:space="preserve"> वाक्यांश का उपयोग हुआ है। देखें कि आपने </w:t>
       </w:r>
-      <w:hyperlink r:id="rId21">
-        <w:r>
-          <w:rPr>
-            <w:lang w:val="hi_IN" w:bidi="hi_IN"/>
-          </w:rPr>
-          <w:rPr>
-            <w:color w:val="0000EE"/>
-            <w:u w:val="single"/>
-          </w:rPr>
-          <w:t>2:14</w:t>
-        </w:r>
-      </w:hyperlink>
+      <w:r>
+        <w:rPr>
+          <w:lang w:val="hi_IN" w:bidi="hi_IN"/>
+        </w:rPr>
+        <w:t>2:14</w:t>
+      </w:r>
       <w:r>
         <w:rPr>
           <w:lang w:val="hi_IN" w:bidi="hi_IN"/>
@@ -14510,18 +14420,12 @@
         </w:rPr>
         <w:t xml:space="preserve">देखें कि आपने </w:t>
       </w:r>
-      <w:hyperlink r:id="rId14">
-        <w:r>
-          <w:rPr>
-            <w:lang w:val="hi_IN" w:bidi="hi_IN"/>
-          </w:rPr>
-          <w:rPr>
-            <w:color w:val="0000EE"/>
-            <w:u w:val="single"/>
-          </w:rPr>
-          <w:t>1:5</w:t>
-        </w:r>
-      </w:hyperlink>
+      <w:r>
+        <w:rPr>
+          <w:lang w:val="hi_IN" w:bidi="hi_IN"/>
+        </w:rPr>
+        <w:t>1:5</w:t>
+      </w:r>
       <w:r>
         <w:rPr>
           <w:lang w:val="hi_IN" w:bidi="hi_IN"/>
@@ -14625,18 +14529,12 @@
         </w:rPr>
         <w:t xml:space="preserve">जैसा कि </w:t>
       </w:r>
-      <w:hyperlink r:id="rId22">
-        <w:r>
-          <w:rPr>
-            <w:lang w:val="hi_IN" w:bidi="hi_IN"/>
-          </w:rPr>
-          <w:rPr>
-            <w:color w:val="0000EE"/>
-            <w:u w:val="single"/>
-          </w:rPr>
-          <w:t>2:15</w:t>
-        </w:r>
-      </w:hyperlink>
+      <w:r>
+        <w:rPr>
+          <w:lang w:val="hi_IN" w:bidi="hi_IN"/>
+        </w:rPr>
+        <w:t>2:15</w:t>
+      </w:r>
       <w:r>
         <w:rPr>
           <w:lang w:val="hi_IN" w:bidi="hi_IN"/>
@@ -14656,18 +14554,12 @@
         </w:rPr>
         <w:t xml:space="preserve"> यहूदियों के बँधुआई से लौटने के बाद की पूरी अवधि को सन्दर्भित करता है। ** नौवें महीने के चौबीसवें दिन** का अर्थ दारा के दूसरे वर्ष में उस तारीख से है, जैसा कि </w:t>
       </w:r>
-      <w:hyperlink r:id="rId23">
-        <w:r>
-          <w:rPr>
-            <w:lang w:val="hi_IN" w:bidi="hi_IN"/>
-          </w:rPr>
-          <w:rPr>
-            <w:color w:val="0000EE"/>
-            <w:u w:val="single"/>
-          </w:rPr>
-          <w:t>2:10</w:t>
-        </w:r>
-      </w:hyperlink>
+      <w:r>
+        <w:rPr>
+          <w:lang w:val="hi_IN" w:bidi="hi_IN"/>
+        </w:rPr>
+        <w:t>2:10</w:t>
+      </w:r>
       <w:r>
         <w:rPr>
           <w:lang w:val="hi_IN" w:bidi="hi_IN"/>
@@ -14868,18 +14760,12 @@
         </w:rPr>
         <w:t xml:space="preserve">यदि आपकी भाषा में क्रमवाचक संख्या का उपयोग नहीं होता है, तो आप यहाँ मूल संख्या का उपयोग कर सकते हैं। देखें कि आपने </w:t>
       </w:r>
-      <w:hyperlink r:id="rId23">
-        <w:r>
-          <w:rPr>
-            <w:lang w:val="hi_IN" w:bidi="hi_IN"/>
-          </w:rPr>
-          <w:rPr>
-            <w:color w:val="0000EE"/>
-            <w:u w:val="single"/>
-          </w:rPr>
-          <w:t>2:10</w:t>
-        </w:r>
-      </w:hyperlink>
+      <w:r>
+        <w:rPr>
+          <w:lang w:val="hi_IN" w:bidi="hi_IN"/>
+        </w:rPr>
+        <w:t>2:10</w:t>
+      </w:r>
       <w:r>
         <w:rPr>
           <w:lang w:val="hi_IN" w:bidi="hi_IN"/>
@@ -15177,18 +15063,12 @@
         </w:rPr>
         <w:t xml:space="preserve">देखें कि आपने इस वाक्यांश का </w:t>
       </w:r>
-      <w:hyperlink r:id="rId14">
-        <w:r>
-          <w:rPr>
-            <w:lang w:val="hi_IN" w:bidi="hi_IN"/>
-          </w:rPr>
-          <w:rPr>
-            <w:color w:val="0000EE"/>
-            <w:u w:val="single"/>
-          </w:rPr>
-          <w:t>1:5</w:t>
-        </w:r>
-      </w:hyperlink>
+      <w:r>
+        <w:rPr>
+          <w:lang w:val="hi_IN" w:bidi="hi_IN"/>
+        </w:rPr>
+        <w:t>1:5</w:t>
+      </w:r>
       <w:r>
         <w:rPr>
           <w:lang w:val="hi_IN" w:bidi="hi_IN"/>
@@ -15626,18 +15506,12 @@
         </w:rPr>
         <w:t xml:space="preserve">देखें कि आपने </w:t>
       </w:r>
-      <w:hyperlink r:id="rId23">
-        <w:r>
-          <w:rPr>
-            <w:lang w:val="hi_IN" w:bidi="hi_IN"/>
-          </w:rPr>
-          <w:rPr>
-            <w:color w:val="0000EE"/>
-            <w:u w:val="single"/>
-          </w:rPr>
-          <w:t>2:10</w:t>
-        </w:r>
-      </w:hyperlink>
+      <w:r>
+        <w:rPr>
+          <w:lang w:val="hi_IN" w:bidi="hi_IN"/>
+        </w:rPr>
+        <w:t>2:10</w:t>
+      </w:r>
       <w:r>
         <w:rPr>
           <w:lang w:val="hi_IN" w:bidi="hi_IN"/>
@@ -16032,18 +15906,12 @@
         </w:rPr>
         <w:t xml:space="preserve">देखें कि आपने </w:t>
       </w:r>
-      <w:hyperlink r:id="rId23">
-        <w:r>
-          <w:rPr>
-            <w:lang w:val="hi_IN" w:bidi="hi_IN"/>
-          </w:rPr>
-          <w:rPr>
-            <w:color w:val="0000EE"/>
-            <w:u w:val="single"/>
-          </w:rPr>
-          <w:t>2:10</w:t>
-        </w:r>
-      </w:hyperlink>
+      <w:r>
+        <w:rPr>
+          <w:lang w:val="hi_IN" w:bidi="hi_IN"/>
+        </w:rPr>
+        <w:t>2:10</w:t>
+      </w:r>
       <w:r>
         <w:rPr>
           <w:lang w:val="hi_IN" w:bidi="hi_IN"/>
@@ -16244,18 +16112,12 @@
         </w:rPr>
         <w:t xml:space="preserve">देखें कि आपने </w:t>
       </w:r>
-      <w:hyperlink r:id="rId24">
-        <w:r>
-          <w:rPr>
-            <w:lang w:val="hi_IN" w:bidi="hi_IN"/>
-          </w:rPr>
-          <w:rPr>
-            <w:color w:val="0000EE"/>
-            <w:u w:val="single"/>
-          </w:rPr>
-          <w:t>2:6</w:t>
-        </w:r>
-      </w:hyperlink>
+      <w:r>
+        <w:rPr>
+          <w:lang w:val="hi_IN" w:bidi="hi_IN"/>
+        </w:rPr>
+        <w:t>2:6</w:t>
+      </w:r>
       <w:r>
         <w:rPr>
           <w:lang w:val="hi_IN" w:bidi="hi_IN"/>
@@ -16385,18 +16247,12 @@
         </w:rPr>
         <w:t xml:space="preserve"> का उपयोग पूरी सृष्टि का प्रतिनिधित्व करने के लिए कर रहे हैं। देखें कि आपने </w:t>
       </w:r>
-      <w:hyperlink r:id="rId24">
-        <w:r>
-          <w:rPr>
-            <w:lang w:val="hi_IN" w:bidi="hi_IN"/>
-          </w:rPr>
-          <w:rPr>
-            <w:color w:val="0000EE"/>
-            <w:u w:val="single"/>
-          </w:rPr>
-          <w:t>2:6</w:t>
-        </w:r>
-      </w:hyperlink>
+      <w:r>
+        <w:rPr>
+          <w:lang w:val="hi_IN" w:bidi="hi_IN"/>
+        </w:rPr>
+        <w:t>2:6</w:t>
+      </w:r>
       <w:r>
         <w:rPr>
           <w:lang w:val="hi_IN" w:bidi="hi_IN"/>
@@ -17115,18 +16971,12 @@
         </w:rPr>
         <w:t xml:space="preserve">देखें कि आपने वाक्यांश "हर एक" के समान उपयोग का अनुवाद </w:t>
       </w:r>
-      <w:hyperlink r:id="rId25">
-        <w:r>
-          <w:rPr>
-            <w:lang w:val="hi_IN" w:bidi="hi_IN"/>
-          </w:rPr>
-          <w:rPr>
-            <w:color w:val="0000EE"/>
-            <w:u w:val="single"/>
-          </w:rPr>
-          <w:t>1:9</w:t>
-        </w:r>
-      </w:hyperlink>
+      <w:r>
+        <w:rPr>
+          <w:lang w:val="hi_IN" w:bidi="hi_IN"/>
+        </w:rPr>
+        <w:t>1:9</w:t>
+      </w:r>
       <w:r>
         <w:rPr>
           <w:lang w:val="hi_IN" w:bidi="hi_IN"/>
